--- a/example_articles/setting/Multiple/3.setting_Multiple_New_York_Times.docx
+++ b/example_articles/setting/Multiple/3.setting_Multiple_New_York_Times.docx
@@ -29,17 +29,17 @@
     </w:p>
     <w:p>
       <w:r>
-        <w:t>Source File: NYT/36.DOCX</w:t>
+        <w:t>Source file: NYT/36.DOCX</w:t>
       </w:r>
     </w:p>
     <w:p>
       <w:r>
-        <w:t>Raw locations result: ['Poland']</w:t>
+        <w:t>Raw locations result, 'locations': ['Poland']</w:t>
       </w:r>
     </w:p>
     <w:p>
       <w:r>
-        <w:t>setting_stand_flat (Standardized): Multiple</w:t>
+        <w:t>Standardized locations result, 'setting_stand_flat': Multiple</w:t>
       </w:r>
     </w:p>
     <w:p>

--- a/example_articles/setting/Multiple/3.setting_Multiple_New_York_Times.docx
+++ b/example_articles/setting/Multiple/3.setting_Multiple_New_York_Times.docx
@@ -7,9 +7,9 @@
         <w:pStyle w:val="Heading1"/>
       </w:pPr>
       <w:r>
-        <w:t>Economic Scene;</w:t>
+        <w:t>All About/Hypermarkets;</w:t>
         <w:br/>
-        <w:t>Harder Times, Softer Politics</w:t>
+        <w:t>Will American Shoppers Think Bigger Is Really Better?</w:t>
       </w:r>
     </w:p>
     <w:p>
@@ -19,22 +19,22 @@
     </w:p>
     <w:p>
       <w:r>
-        <w:t>Date: 1990-09-05</w:t>
+        <w:t>Date: 1990-04-01</w:t>
       </w:r>
     </w:p>
     <w:p>
       <w:r>
-        <w:t>Section: Section D; Page 2, Column 1; Financial Desk</w:t>
+        <w:t>Section: Section 3; Page 11, Column 1; Financial Desk</w:t>
       </w:r>
     </w:p>
     <w:p>
       <w:r>
-        <w:t>Source file: NYT/36.DOCX</w:t>
+        <w:t>Source file: NYT/51.DOCX</w:t>
       </w:r>
     </w:p>
     <w:p>
       <w:r>
-        <w:t>Raw locations result, 'locations': ['Poland']</w:t>
+        <w:t>Raw locations result, 'locations': ['Pennsylvania', 'Ohio', 'Kentucky?', 'Colorado', 'Missouri', 'North Carolina']</w:t>
       </w:r>
     </w:p>
     <w:p>
@@ -51,23 +51,86 @@
     </w:p>
     <w:p>
       <w:r>
-        <w:t>In the 26 years from 1947 to 1973, the authors point out, average family incomes rose by 111 percent. But in the last 16 years, they have edged up just 9 percent. And even this marginal increase has come at considerable effort. Virtually the entire gain is attributable to the entry of middle-class housewives into the paid labor force.</w:t>
+        <w:t>Somehow the usual comparison - more than five football fields, end zones included - fails to convey the huge expanse of the Carrefour store in Philadelphia. Transplanted to Manhattan, it would cover nearly two city blocks; transplanted to Egypt, Carrefour and a bit of its parking lot would cover the same area as the Great Pyramid of Cheops.</w:t>
         <w:br/>
-        <w:t>That is only part of the bad news. Since the 19th century, the ''trickle-down'' of wealth from sucessful businesses had had a leveling effect: A disproportionate share of the gains from American economic growth ended up in the pockets of workers. But since the mid-1970's trickle-up has replaced trickle-down. In 1973 the poorest 40 percent of families took home 17 percent of income, while the richest 20 percent pocketed 41 percent. By 1988 the share of the poorest 40 percent had slipped to 15 percent, while the share of the top fifth had grown to 44 percent.</w:t>
+        <w:t>Carrefour is the biggest example in the country of a new retailing breed, the hypermarket. These stores sprang up in the late 1980's as the fulfillment of the bigger-is-better, shop-'til-you-drop spirit. They are combination supermarkets and department stores - with everything from breakfast cereal to pillow cases to refrigerators, all in one place and all discounted.</w:t>
         <w:br/>
-        <w:t>The ground lost, the two economists note, has been almost entirely at the expense of the young. The typical family with a head in the 25- to 34-year-old bracket earned 2 percent less in 1987 than in 1973. And among the young, the poorly educated bore the brunt: The one family in six whose primary breadwinner did not finish high school earned a stunning 29 percent less.</w:t>
+        <w:t>But the concept is floundering. Only a few hypermarkets, like Bigg's in Cincinnati, have prospered, retailing analysts say. Most, like Carrefour in Philadelphia, are struggling.</w:t>
         <w:br/>
-        <w:t>Lagging incomes translate into lagging living standards. Since 1973 the percentage of families owning homes has slipped for every age group under 55. Those in the 25 to 29 group have been most dramatically hit, with the percentage of homeowners slipping to 35 from 44. Young workers are also much more likely to fall between the cracks in the health insurance system. In one 28-month period spanning 1985 through 1987, 28 percent of Americans were covered for less than the full 28 months. Among 18- to 24-year-olds, however, 52 percent suffered from interruptions in coverage.</w:t>
+        <w:t>The reason: The big store is just too big. The typical supermarket is about 40,000 square feet; the hypermarket is as big as 330,000 square feet, the size of Carrefour. ''A grocery store is like a family farm, a supermarket is like a big corporate farm, and a hypermarket is like the whole state of Iowa,'' said Walter H. Heller, a vice president for Progressive Grocer magazine.</w:t>
         <w:br/>
-        <w:t>Why has this economic malaise had so little political impact? More specifically, why was President Reagan not touched by high mortgage rates, exploding college tuition costs and a lack of affordable day care? And why has President Bush, a leader known for keeping one finger on the public pulse at all times, resisted a cut in payroll taxes while pushing for a cut in the levy on capital gains?</w:t>
+        <w:t xml:space="preserve"> </w:t>
         <w:br/>
-        <w:t>One answer is that the best organized group of lower- and middle-income Americans, retirees over 65, have been bought off with Medicare and fatter Social Security checks. Another is that the labor movement represents a shrinking proportion of workers. And in the process of downsizing, the image of unions has changed: Once seen as the defender of the working class, they must now compete for influence with other, equally well-financed interest groups.</w:t>
+        <w:t>A Tricky Hybrid</w:t>
         <w:br/>
-        <w:t>Frank Levy, an economist at the University of Maryland, offers an entirely different explanation: Eroding living standards have indeed had a political impact, but popular frustrations have been deflected in unexpected directions.</w:t>
+        <w:t xml:space="preserve"> </w:t>
         <w:br/>
-        <w:t>Voters may not blame the President. But they apparently do blame state and local governments, which have had an increasingly difficult time raising taxes to pay for badly needed local services. By the same token, unfocused economic frustrations may also play a large part in the public's anger over ''unfair'' competition from Japan and other rapidly developing export economies.</w:t>
+        <w:t xml:space="preserve"> Department Store And Supermarket</w:t>
         <w:br/>
-        <w:t>Ironically, the hard-pressed middle class may well be the biggest beneficiary from access to cheap imported clothes, shoes, appliances and autos. But then, irony is nothing new to the American political system, which for better or worse has always been successful in fragmenting and diffusing class interests.</w:t>
+        <w:t>For such huge stores, the conditions for success are delicate. They require enormous numbers of customers, nearby or willing to drive long distances. And the mix of goods has to be just so - enough higher-margin general merchandise to balance the thin-margin groceries that lure customers.</w:t>
+        <w:br/>
+        <w:t>Instead of combining the best features of other stores, some hypermarkets combine the worst. Hypermarkets lack the razzle-dazzle of a Macy's or a Bloomingdale's, which can entice shoppers to while away an afternoon. And unlike supermarkets, hypermarkets do not appeal to busy consumers who want just a few items. ''A lot of people don't want to walk, but especially older people,'' said Christopher R. Ohlinger, president of Service Industry Research Systems Inc. ''In a hypermarket, by the time you've bought some aspirin, some Kleenex, and a bottle of milk, you could easily walk a mile.''</w:t>
+        <w:br/>
+        <w:t>About a dozen or more hypermarkets have opened in the last several years. Some, like Carrefour and Bigg's, are owned by the French, who invented them. Others are owned by the K mart Corporation and Wal-Mart Stores Inc., which opened its fourth hypermarket in February in Kansas City, Mo. Progressive Grocer counts 65 hypermarkets in the United States, but includes stores as small as 150,000 square feet.</w:t>
+        <w:br/>
+        <w:t>Most hypermarkets do not release figures on sales and profits. Progressive Grocer estimates that the industry's annual revenues are at least $2 billion, maybe as high as $3 billion. Few of the stores are profitable and many may be suffering large losses, retailing analysts say.</w:t>
+        <w:br/>
+        <w:t>The stores are expensive to build, stock and staff: a typical supermarket costs more than $5 million, but a hypermarket can exceed $50 million. And there is a glut of supermarkets and department stores, the hypermarkets' main rivals.</w:t>
+        <w:br/>
+        <w:t>A hypermarket requires at least 500,000 households within a 20-minute drive, and easy highway access, Mr. Ohlinger said. It needs potential customers in their 20's and 30's, earning $25,000 to $55,000 per household annually, with at least two children. But only 37 metropolitan areas have more than 1 million people; only 19 exceed 2 million.</w:t>
+        <w:br/>
+        <w:t>Probably the most important ingredient in the hypermarket recipe is a profitable product mix. From 30 to 40 percent of the products are food and related items, like paper towels. Food has a narrow 1-percent margin, but with turnover of 20 times a year or more, it can pay a hypermarket's bills. Breakfast cereal is off the shelf in two weeks, while patio furniture remains for three months or more. High turnover for food and general merchandise is the goal. The answer is often ''food-compatible items'' - like compact disks, cameras, garden tools, jewelry and hair dryers - that can fit into a shopping cart.</w:t>
+        <w:br/>
+        <w:t xml:space="preserve"> </w:t>
+        <w:br/>
+        <w:t>One Success Story</w:t>
+        <w:br/>
+        <w:t xml:space="preserve"> </w:t>
+        <w:br/>
+        <w:t>French Owner Learns What Ohioans Want</w:t>
+        <w:br/>
+        <w:t>Not all hypermarkets are troubled. Even in Cincinnati, a city covered with Kroger supermarkets, Bigg's has prospered. Its first hypermarket opened in the Cincinnati area with 200,000 square feet in 1984 and the second, with 250,000 square feet, in 1988. A third store, with 240,000 square feet, opened in Denver last year.</w:t>
+        <w:br/>
+        <w:t>The Cincinnati stores are in a nearly perfect area. Within 10 miles of them, there are 565,000 households, with an average annual income of $33,000. They can draw customers from a 60-mile radius because freeway access is good, said Pierre A. Wevers , executive vice president of Hypershoppes Inc., the French-owned parent company of Bigg's. More than 1,500 cars stream into a Bigg's parking lot every hour.</w:t>
+        <w:br/>
+        <w:t>After a rocky two years for its initial store, managers at Bigg's were able to adjust the product mix. Bigg's learned that Ohioans would not buy tires at a hypermarket; they buy them at automotive stores. They do not buy as many books as managers anticipated, but they do load up on sporting goods and patio furniture.</w:t>
+        <w:br/>
+        <w:t>Executives also had to find ways to compensate for the store's awesome size. They saw weary shoppers slowing down and leaning heavily on their carts. So in the second store, Bigg's installed a 10-table restaurant and restrooms.</w:t>
+        <w:br/>
+        <w:t xml:space="preserve"> </w:t>
+        <w:br/>
+        <w:t>Disappointing Revenues</w:t>
+        <w:br/>
+        <w:t xml:space="preserve"> </w:t>
+        <w:br/>
+        <w:t>In a Philadelphia Store, Turnover Is Crucial</w:t>
+        <w:br/>
+        <w:t xml:space="preserve"> If Bigg's had much in its favor, Carrefour did not. After two years, it had 1989 revenues of about $64 million, far below the $100 million some analysts had predicted. Carrefour did edge into the black last December.</w:t>
+        <w:br/>
+        <w:t>Carrefour's location seemed ideal, with more than 800,000 households in Philadelphia and nearby, affluent Bucks County. But 85 percent of the 35,000 weekly shoppers are within five minutes of the store and from working-class neighborhoods. The upshot: average purchases at Carrefour are a slight $40 per visit.</w:t>
+        <w:br/>
+        <w:t>The product mix is skewed heavily toward general merchandise. At about 64,000 products, Carrefour carries as much merchandise as a discount retailer. But with 16,000 food items, it has fewer than the typical supermarket's 25,000. Its sales of less than $200 per square foot rank well below those of comparable supermarkets and discounters.</w:t>
+        <w:br/>
+        <w:t>With half the square footage devoted to food, Michael S. Gianetti, manager for perishables, is reluctant to seek improved sales by adding groceries. ''At some point, carrying thousands more food items just becomes unmanageable,'' he said.</w:t>
+        <w:br/>
+        <w:t>Carrefour has been able to make a small profit by keeping inventories lean and increasing turnover to six times a year - mainly by adding more records and tapes and ready-to-assemble furniture. But managers calculate that general merchandise will have to turn over 10 times to reach satisfactory profitability.</w:t>
+        <w:br/>
+        <w:t>Will hypermarkets ever catch on? The experience so far is discouraging, but companies keep trying. K mart is scheduled to open its second American Fare store today in Charlotte, N.C. ''People's ideas of what constitutes 'too big' is changing all the time,'' said Timothy M. Hammonds, senior vice president of the Food Marketing Institute, a trade group. ''Hypermarkets may just be ahead of their time.''</w:t>
+        <w:br/>
+        <w:t xml:space="preserve"> </w:t>
+        <w:br/>
+        <w:br/>
+        <w:t xml:space="preserve"> </w:t>
+        <w:br/>
+        <w:t>THE FRENCH FORMULA</w:t>
+        <w:br/>
+        <w:t>In France, hypermarkets have thrived with decades of official encouragement. For example, the Government directed a rail line to the door of the Euromarche hypermarket in suburban Paris. But now the stores are starting to meet resistance from small shopkeepers.</w:t>
+        <w:br/>
+        <w:t>Carrefour, which built the first hypermarket in 1962, has 73 stores in France. Its success has spawned numerous imitators. In 1988, the French made nearly half of their $96 billion in food purchases at the nation's more than 780 hypermarkets, according to the International Association of Chain Stores in Paris.</w:t>
+        <w:br/>
+        <w:t>But the Government, which has used zoning laws to keep rival retailers away from the stores, is turning cooler. In the last few years, Government approval of hypermarkets has leveled off to about 20 a year, and those have tended to be smaller.</w:t>
+        <w:br/>
+        <w:t>''The shopkeepers are protesting that hypermarkets are taking business away from them,'' said Etienne P. Laurent, president of the chain-store group. And since there are more small shopkeepers than hypermarket managers, ''the Government is having second thoughts.''</w:t>
         <w:br/>
         <w:br/>
         <w:t>Graphic</w:t>
@@ -75,7 +138,7 @@
         <w:br/>
         <w:t xml:space="preserve"> </w:t>
         <w:br/>
-        <w:t>Drawing</w:t>
+        <w:t>Photo: The Carrefour store in Philadelphia, biggest hypermarket in the United States. (The New York Times/Sal DiMarco Jr.)</w:t>
       </w:r>
     </w:p>
     <w:sectPr>

--- a/example_articles/setting/Multiple/3.setting_Multiple_New_York_Times.docx
+++ b/example_articles/setting/Multiple/3.setting_Multiple_New_York_Times.docx
@@ -7,9 +7,7 @@
         <w:pStyle w:val="Heading1"/>
       </w:pPr>
       <w:r>
-        <w:t>All About/Hypermarkets;</w:t>
-        <w:br/>
-        <w:t>Will American Shoppers Think Bigger Is Really Better?</w:t>
+        <w:t>G.O.P. Leader in Albany Faces Party Fight on Ending Rent Rules</w:t>
       </w:r>
     </w:p>
     <w:p>
@@ -19,22 +17,22 @@
     </w:p>
     <w:p>
       <w:r>
-        <w:t>Date: 1990-04-01</w:t>
+        <w:t>Date: 1997-01-13</w:t>
       </w:r>
     </w:p>
     <w:p>
       <w:r>
-        <w:t>Section: Section 3; Page 11, Column 1; Financial Desk</w:t>
+        <w:t>Section: Section A; ; Section A; Page 1; Column 4; Metropolitan Desk ; Column 4;</w:t>
       </w:r>
     </w:p>
     <w:p>
       <w:r>
-        <w:t>Source file: NYT/51.DOCX</w:t>
+        <w:t>Source file: NYT/47.DOCX</w:t>
       </w:r>
     </w:p>
     <w:p>
       <w:r>
-        <w:t>Raw locations result, 'locations': ['Pennsylvania', 'Ohio', 'Kentucky?', 'Colorado', 'Missouri', 'North Carolina']</w:t>
+        <w:t>Raw locations result, 'locations': ['New York']</w:t>
       </w:r>
     </w:p>
     <w:p>
@@ -51,94 +49,55 @@
     </w:p>
     <w:p>
       <w:r>
-        <w:t>Somehow the usual comparison - more than five football fields, end zones included - fails to convey the huge expanse of the Carrefour store in Philadelphia. Transplanted to Manhattan, it would cover nearly two city blocks; transplanted to Egypt, Carrefour and a bit of its parking lot would cover the same area as the Great Pyramid of Cheops.</w:t>
+        <w:t>Just weeks after calling for ending almost all rent regulations, the Republican leader of the State Senate faces a potential revolt among some Republicans that could derail his plans for sweeping changes to the system.</w:t>
         <w:br/>
-        <w:t>Carrefour is the biggest example in the country of a new retailing breed, the hypermarket. These stores sprang up in the late 1980's as the fulfillment of the bigger-is-better, shop-'til-you-drop spirit. They are combination supermarkets and department stores - with everything from breakfast cereal to pillow cases to refrigerators, all in one place and all discounted.</w:t>
+        <w:t>In interviews over recent days, six Republican State Senators or their aides expressed strong opposition to the proposal by Joseph L. Bruno, the Senate majority leader, to abolish rent protections for almost all tenants but the elderly, disabled and poor.</w:t>
         <w:br/>
-        <w:t>But the concept is floundering. Only a few hypermarkets, like Bigg's in Cincinnati, have prospered, retailing analysts say. Most, like Carrefour in Philadelphia, are struggling.</w:t>
+        <w:t>Because the Republicans hold only a five-vote majority in the Senate, the potential for six defections raises serious questions about whether Mr. Bruno can deliver on his pledge to end the rent regulations, which currently limit rent increases for about 1.2 million apartments, nearly all of them in New York City and its suburbs.</w:t>
         <w:br/>
-        <w:t>The reason: The big store is just too big. The typical supermarket is about 40,000 square feet; the hypermarket is as big as 330,000 square feet, the size of Carrefour. ''A grocery store is like a family farm, a supermarket is like a big corporate farm, and a hypermarket is like the whole state of Iowa,'' said Walter H. Heller, a vice president for Progressive Grocer magazine.</w:t>
+        <w:t>The opposition also potentially weakens Mr. Bruno's bargaining position in coming negotiations with the Democratic leaders of the State Assembly on this issue. Not only that, Mr. Bruno had been expected to use rent regulations as a bargaining chip to gain concessions on other issues, like tax cuts.</w:t>
         <w:br/>
-        <w:t xml:space="preserve"> </w:t>
+        <w:t>Senator Bruno has vowed to allow the current rules to die a quick death when they expire next June if Assembly Democrats do not agree to phase out almost all rent rules by 1999. But that would expose a number of Republicans representing areas with high concentrations of tenants to attacks back home in their own districts, where tenants' groups and Democrats have vowed to make rent regulation a campaign issue.</w:t>
         <w:br/>
-        <w:t>A Tricky Hybrid</w:t>
+        <w:t>In fact, Democrats in the Senate say they will try to force a vote on a bill extending the rent protections if Mr. Bruno continues to stake out his current position on the issue.</w:t>
         <w:br/>
-        <w:t xml:space="preserve"> </w:t>
+        <w:t>"Joe has put a lot of his own members at risk," said Martin Connor, a Senator from Brooklyn who is the leader of the Senate Democrats. "Why would I let them off the hook politically? They say they support rent regulations. They'll get a chance to prove it one way or the other."</w:t>
         <w:br/>
-        <w:t xml:space="preserve"> Department Store And Supermarket</w:t>
+        <w:t>While a couple of senators say they would seriously consider joining Democrats in supporting a bill extending the current rent laws, it is far from clear whether such a bipartisan coalition could produce enough votes in the Senate to keep rent regulations intact. But what is clear is that a considerable number of Senate Republicans support a compromise measure that would change the rent regulations far less than Mr. Bruno wants.</w:t>
         <w:br/>
-        <w:t>For such huge stores, the conditions for success are delicate. They require enormous numbers of customers, nearby or willing to drive long distances. And the mix of goods has to be just so - enough higher-margin general merchandise to balance the thin-margin groceries that lure customers.</w:t>
+        <w:t>But in an interview, Mr. Bruno played down the dissent among his members, saying that he did not expect every one of his members to agree with his postion. He also suggested that he did not expect enough to join with Democrats to pass a bill that he opposed.</w:t>
         <w:br/>
-        <w:t>Instead of combining the best features of other stores, some hypermarkets combine the worst. Hypermarkets lack the razzle-dazzle of a Macy's or a Bloomingdale's, which can entice shoppers to while away an afternoon. And unlike supermarkets, hypermarkets do not appeal to busy consumers who want just a few items. ''A lot of people don't want to walk, but especially older people,'' said Christopher R. Ohlinger, president of Service Industry Research Systems Inc. ''In a hypermarket, by the time you've bought some aspirin, some Kleenex, and a bottle of milk, you could easily walk a mile.''</w:t>
+        <w:t>"The bottom line is that rent controls sunsets," he said, referring to the June 15 expiration of the law. "You need to pass a bill to keep it alive. Six do not pass a bill."</w:t>
         <w:br/>
-        <w:t>About a dozen or more hypermarkets have opened in the last several years. Some, like Carrefour and Bigg's, are owned by the French, who invented them. Others are owned by the K mart Corporation and Wal-Mart Stores Inc., which opened its fourth hypermarket in February in Kansas City, Mo. Progressive Grocer counts 65 hypermarkets in the United States, but includes stores as small as 150,000 square feet.</w:t>
+        <w:t>Mr. Bruno's problems are compounded because his stance could hurt important Republicans outside the Senate, including Mayor Rudolph W. Giuliani, who is up for re-election this year and who has said he does not see any need for weakening rent protections in New York City now.</w:t>
         <w:br/>
-        <w:t>Most hypermarkets do not release figures on sales and profits. Progressive Grocer estimates that the industry's annual revenues are at least $2 billion, maybe as high as $3 billion. Few of the stores are profitable and many may be suffering large losses, retailing analysts say.</w:t>
+        <w:t>Many Democrats say the Senate leader's position provides them the opportunity to paint Mr. Giuliani and other Republicans, like Gov. George E. Pataki, who is running for re-election next year, as members of a party bent on stripping away such safeguards for working-class people.</w:t>
         <w:br/>
-        <w:t>The stores are expensive to build, stock and staff: a typical supermarket costs more than $5 million, but a hypermarket can exceed $50 million. And there is a glut of supermarkets and department stores, the hypermarkets' main rivals.</w:t>
+        <w:t>Within the Senate itself, Mr. Bruno is under particular pressure to tread cautiously because the opposition to his proposal is coming from highly influential Republicans who fill the Senate's leadership ranks. The members include Nicholas A. Spano, who is chairman of the politically potent Westchester County Republican Party; Guy J. Velella, a Senator from the Bronx who also is a key fund-raiser for Republicans and leads the local party in that borough, and Dean G. Skelos, a Long Island legislator who, as the Senate's deputy majority leader, is widely regarded as a potential successor to Mr. Bruno.</w:t>
         <w:br/>
-        <w:t>A hypermarket requires at least 500,000 households within a 20-minute drive, and easy highway access, Mr. Ohlinger said. It needs potential customers in their 20's and 30's, earning $25,000 to $55,000 per household annually, with at least two children. But only 37 metropolitan areas have more than 1 million people; only 19 exceed 2 million.</w:t>
+        <w:t>"I feel that the current regulations in place affecting Westchester tenants are the appropriate way to go," Mr. Spano said. "I think that it is an appropriate place for Senator Bruno to begin negotiating. But everything is subject to compromise in the state capital. I expect that will happen."</w:t>
         <w:br/>
-        <w:t>Probably the most important ingredient in the hypermarket recipe is a profitable product mix. From 30 to 40 percent of the products are food and related items, like paper towels. Food has a narrow 1-percent margin, but with turnover of 20 times a year or more, it can pay a hypermarket's bills. Breakfast cereal is off the shelf in two weeks, while patio furniture remains for three months or more. High turnover for food and general merchandise is the goal. The answer is often ''food-compatible items'' - like compact disks, cameras, garden tools, jewelry and hair dryers - that can fit into a shopping cart.</w:t>
+        <w:t>Jane Petrik, a spokeswoman for Senator Velella, said he had a similar position on the matter.</w:t>
         <w:br/>
-        <w:t xml:space="preserve"> </w:t>
+        <w:t>"The Senator is firmly in favor of preserving the laws as they now exist." she said. "He is fighting to preserve the laws as they currently exist."</w:t>
         <w:br/>
-        <w:t>One Success Story</w:t>
+        <w:t>The issue is so volatile that some Republican Senators have privately acknowledged that they are counting on Assembly Speaker Sheldon Silver, a Democrat from Manhattan, to refuse to act on a variety of issues dear to Mr. Bruno until the Senate leader agrees to restore most of the current rent protections. As one Senator who spoke on condition of anonymity put it: "What we expect Shelly will do is find something that is important to Bruno and hold it up."</w:t>
         <w:br/>
-        <w:t xml:space="preserve"> </w:t>
+        <w:t>Mr. Bruno's plan calls for suspending rent regulations for most but not all apartments that become vacant after June 15, 1997, permitting landlords to charge whatever the market would allow. He would also expand so-called luxury decrontrol of more higher-priced apartments. Under luxury decontrol, apartments that rent for $2,000 a month or more and have occupants with annual incomes of more than $250,000 for two consecutive years lose their rent protections. Mr. Bruno has not said by how much he would seek to lower those thresholds.</w:t>
         <w:br/>
-        <w:t>French Owner Learns What Ohioans Want</w:t>
+        <w:t>But even as he has threatened to allow rent regulations to expire in June unless he gets his way, Mr. Bruno has begun to soften his stance, as his fellow party members have privately voiced their opposition. In a speech before landlords last month, for example, he proposed abolishing rent regulation for all tenants but the elderly and the disabled. But then a few weeks later, he said he would support maintaining protections for poor renters as well, though he did not say who would qualify as poor.</w:t>
         <w:br/>
-        <w:t>Not all hypermarkets are troubled. Even in Cincinnati, a city covered with Kroger supermarkets, Bigg's has prospered. Its first hypermarket opened in the Cincinnati area with 200,000 square feet in 1984 and the second, with 250,000 square feet, in 1988. A third store, with 240,000 square feet, opened in Denver last year.</w:t>
+        <w:t>Even so, a number of Republicans senators apparently want him to moderate his position further.</w:t>
         <w:br/>
-        <w:t>The Cincinnati stores are in a nearly perfect area. Within 10 miles of them, there are 565,000 households, with an average annual income of $33,000. They can draw customers from a 60-mile radius because freeway access is good, said Pierre A. Wevers , executive vice president of Hypershoppes Inc., the French-owned parent company of Bigg's. More than 1,500 cars stream into a Bigg's parking lot every hour.</w:t>
+        <w:t>Senator Frank Padavan, a Republican from Queens, said he would consider joining Democrats to extend the rent regulations if necessary.</w:t>
         <w:br/>
-        <w:t>After a rocky two years for its initial store, managers at Bigg's were able to adjust the product mix. Bigg's learned that Ohioans would not buy tires at a hypermarket; they buy them at automotive stores. They do not buy as many books as managers anticipated, but they do load up on sporting goods and patio furniture.</w:t>
+        <w:t>"I am opposed to Senator Bruno's proposal," he said. "I will do whatever I can to prevent rent protections from expiring."</w:t>
         <w:br/>
-        <w:t>Executives also had to find ways to compensate for the store's awesome size. They saw weary shoppers slowing down and leaning heavily on their carts. So in the second store, Bigg's installed a 10-table restaurant and restrooms.</w:t>
+        <w:t>Senator Roy M. Goodman, a Manhattan Republican who represents the Upper East Side, said he too would consider joining Democrats. "This is not a party issue," he said. "This transcends party. It goes to the heart of my district."</w:t>
         <w:br/>
-        <w:t xml:space="preserve"> </w:t>
+        <w:t>Mr. Skelos, the Republican from Long Island who is a close ally of Mr. Bruno, did not return telephone calls requesting an interview on the subject. But Brent Bogardus, his executive assistant, said the Senator's general position is that rent protections should be extended for middle-class people and that he probably would not go as far as Mr. Bruno's proposal.</w:t>
         <w:br/>
-        <w:t>Disappointing Revenues</w:t>
-        <w:br/>
-        <w:t xml:space="preserve"> </w:t>
-        <w:br/>
-        <w:t>In a Philadelphia Store, Turnover Is Crucial</w:t>
-        <w:br/>
-        <w:t xml:space="preserve"> If Bigg's had much in its favor, Carrefour did not. After two years, it had 1989 revenues of about $64 million, far below the $100 million some analysts had predicted. Carrefour did edge into the black last December.</w:t>
-        <w:br/>
-        <w:t>Carrefour's location seemed ideal, with more than 800,000 households in Philadelphia and nearby, affluent Bucks County. But 85 percent of the 35,000 weekly shoppers are within five minutes of the store and from working-class neighborhoods. The upshot: average purchases at Carrefour are a slight $40 per visit.</w:t>
-        <w:br/>
-        <w:t>The product mix is skewed heavily toward general merchandise. At about 64,000 products, Carrefour carries as much merchandise as a discount retailer. But with 16,000 food items, it has fewer than the typical supermarket's 25,000. Its sales of less than $200 per square foot rank well below those of comparable supermarkets and discounters.</w:t>
-        <w:br/>
-        <w:t>With half the square footage devoted to food, Michael S. Gianetti, manager for perishables, is reluctant to seek improved sales by adding groceries. ''At some point, carrying thousands more food items just becomes unmanageable,'' he said.</w:t>
-        <w:br/>
-        <w:t>Carrefour has been able to make a small profit by keeping inventories lean and increasing turnover to six times a year - mainly by adding more records and tapes and ready-to-assemble furniture. But managers calculate that general merchandise will have to turn over 10 times to reach satisfactory profitability.</w:t>
-        <w:br/>
-        <w:t>Will hypermarkets ever catch on? The experience so far is discouraging, but companies keep trying. K mart is scheduled to open its second American Fare store today in Charlotte, N.C. ''People's ideas of what constitutes 'too big' is changing all the time,'' said Timothy M. Hammonds, senior vice president of the Food Marketing Institute, a trade group. ''Hypermarkets may just be ahead of their time.''</w:t>
-        <w:br/>
-        <w:t xml:space="preserve"> </w:t>
-        <w:br/>
-        <w:br/>
-        <w:t xml:space="preserve"> </w:t>
-        <w:br/>
-        <w:t>THE FRENCH FORMULA</w:t>
-        <w:br/>
-        <w:t>In France, hypermarkets have thrived with decades of official encouragement. For example, the Government directed a rail line to the door of the Euromarche hypermarket in suburban Paris. But now the stores are starting to meet resistance from small shopkeepers.</w:t>
-        <w:br/>
-        <w:t>Carrefour, which built the first hypermarket in 1962, has 73 stores in France. Its success has spawned numerous imitators. In 1988, the French made nearly half of their $96 billion in food purchases at the nation's more than 780 hypermarkets, according to the International Association of Chain Stores in Paris.</w:t>
-        <w:br/>
-        <w:t>But the Government, which has used zoning laws to keep rival retailers away from the stores, is turning cooler. In the last few years, Government approval of hypermarkets has leveled off to about 20 a year, and those have tended to be smaller.</w:t>
-        <w:br/>
-        <w:t>''The shopkeepers are protesting that hypermarkets are taking business away from them,'' said Etienne P. Laurent, president of the chain-store group. And since there are more small shopkeepers than hypermarket managers, ''the Government is having second thoughts.''</w:t>
-        <w:br/>
-        <w:br/>
-        <w:t>Graphic</w:t>
-        <w:br/>
-        <w:br/>
-        <w:t xml:space="preserve"> </w:t>
-        <w:br/>
-        <w:t>Photo: The Carrefour store in Philadelphia, biggest hypermarket in the United States. (The New York Times/Sal DiMarco Jr.)</w:t>
+        <w:t>"I think the Senator is confident that a continuation will be worked out," he said.</w:t>
       </w:r>
     </w:p>
     <w:sectPr>

--- a/example_articles/setting/Multiple/3.setting_Multiple_New_York_Times.docx
+++ b/example_articles/setting/Multiple/3.setting_Multiple_New_York_Times.docx
@@ -7,7 +7,7 @@
         <w:pStyle w:val="Heading1"/>
       </w:pPr>
       <w:r>
-        <w:t>G.O.P. Leader in Albany Faces Party Fight on Ending Rent Rules</w:t>
+        <w:t>Ship Is Traced to Horrors Of Slavery's Final Years</w:t>
       </w:r>
     </w:p>
     <w:p>
@@ -17,22 +17,22 @@
     </w:p>
     <w:p>
       <w:r>
-        <w:t>Date: 1997-01-13</w:t>
+        <w:t>Date: 2019-05-24</w:t>
       </w:r>
     </w:p>
     <w:p>
       <w:r>
-        <w:t>Section: Section A; ; Section A; Page 1; Column 4; Metropolitan Desk ; Column 4;</w:t>
+        <w:t>Section: Section A; Column 0; National Desk; Pg. 20</w:t>
       </w:r>
     </w:p>
     <w:p>
       <w:r>
-        <w:t>Source file: NYT/47.DOCX</w:t>
+        <w:t>Source file: NYT/19.DOCX</w:t>
       </w:r>
     </w:p>
     <w:p>
       <w:r>
-        <w:t>Raw locations result, 'locations': ['New York']</w:t>
+        <w:t>Raw locations result, 'locations': ['Alabama']</w:t>
       </w:r>
     </w:p>
     <w:p>
@@ -49,55 +49,78 @@
     </w:p>
     <w:p>
       <w:r>
-        <w:t>Just weeks after calling for ending almost all rent regulations, the Republican leader of the State Senate faces a potential revolt among some Republicans that could derail his plans for sweeping changes to the system.</w:t>
+        <w:t>Over the years, the hunt for the remains of the last ship known to have brought enslaved people into the United States has been fraught with a mix of tumult and hope.</w:t>
         <w:br/>
-        <w:t>In interviews over recent days, six Republican State Senators or their aides expressed strong opposition to the proposal by Joseph L. Bruno, the Senate majority leader, to abolish rent protections for almost all tenants but the elderly, disabled and poor.</w:t>
+        <w:t xml:space="preserve">There was a discovery last year of wreckage that, after much excitement and international headlines, was determined a false alarm. Hopes were raised, then dashed, then raised again -- not only among marine archaeologists, but also among the descendants of the ship's human cargo, many of whom make their homes in a tiny South Alabama community called Africatown. </w:t>
         <w:br/>
-        <w:t>Because the Republicans hold only a five-vote majority in the Senate, the potential for six defections raises serious questions about whether Mr. Bruno can deliver on his pledge to end the rent regulations, which currently limit rent increases for about 1.2 million apartments, nearly all of them in New York City and its suburbs.</w:t>
+        <w:t xml:space="preserve">  Then, on Wednesday, came an announcement from the Alabama Historical Commission: Another shipwreck, one of many marooned under a muddy stretch of the Mobile River, was almost certainly the Clotilda, a wooden vessel of horrors that carried 110 Africans to the United States in 1860, more than a half-century after the importation of slaves was declared illegal.</w:t>
         <w:br/>
-        <w:t>The opposition also potentially weakens Mr. Bruno's bargaining position in coming negotiations with the Democratic leaders of the State Assembly on this issue. Not only that, Mr. Bruno had been expected to use rent regulations as a bargaining chip to gain concessions on other issues, like tax cuts.</w:t>
+        <w:t xml:space="preserve">  The find, historians said, revives a story of unspeakable cruelty, but also the story of a people who somehow survived this indignity and many others like it.</w:t>
         <w:br/>
-        <w:t>Senator Bruno has vowed to allow the current rules to die a quick death when they expire next June if Assembly Democrats do not agree to phase out almost all rent rules by 1999. But that would expose a number of Republicans representing areas with high concentrations of tenants to attacks back home in their own districts, where tenants' groups and Democrats have vowed to make rent regulation a campaign issue.</w:t>
+        <w:t xml:space="preserve">  The last voyage of the Clotilda, from Benin, Africa, to Mobile Bay, Ala., ''represented one of the darkest eras of modern history,'' Lisa Demetropoulos Jones, the commission's executive director, said in a statement.</w:t>
         <w:br/>
-        <w:t>In fact, Democrats in the Senate say they will try to force a vote on a bill extending the rent protections if Mr. Bruno continues to stake out his current position on the issue.</w:t>
+        <w:t xml:space="preserve">  ''This new discovery brings the tragedy of slavery into focus while witnessing the triumph and resilience of the human spirit in overcoming the horrific crime that led to the establishment of Africatown,'' she continued.</w:t>
         <w:br/>
-        <w:t>"Joe has put a lot of his own members at risk," said Martin Connor, a Senator from Brooklyn who is the leader of the Senate Democrats. "Why would I let them off the hook politically? They say they support rent regulations. They'll get a chance to prove it one way or the other."</w:t>
+        <w:t xml:space="preserve">  The discovery was aided by input from the Smithsonian Institution, the National Park Service, the National Geographic Society and the Slave Wrecks Project, a multinational group researching the slave trade, and comes at a moment when civil rights museums have opened across the South. African-American history is also finding powerful new expression in the National Museum of African American History and Culture, which opened in Washington in 2016.</w:t>
         <w:br/>
-        <w:t>While a couple of senators say they would seriously consider joining Democrats in supporting a bill extending the current rent laws, it is far from clear whether such a bipartisan coalition could produce enough votes in the Senate to keep rent regulations intact. But what is clear is that a considerable number of Senate Republicans support a compromise measure that would change the rent regulations far less than Mr. Bruno wants.</w:t>
+        <w:t xml:space="preserve">  But the news is likely to resonate most forcefully in Africatown, a working-class community of about 2,000 people north of downtown Mobile. It was founded by people who had been transported to Alabama in the Clotilda's hull, and it was a place where African languages were spoken for decades.</w:t>
         <w:br/>
-        <w:t>But in an interview, Mr. Bruno played down the dissent among his members, saying that he did not expect every one of his members to agree with his postion. He also suggested that he did not expect enough to join with Democrats to pass a bill that he opposed.</w:t>
+        <w:t xml:space="preserve">  More recently, the area was hit hard by paper mill closings, but there is a plan to build a welcome center and a museum, largely funded by money from a settlement with the oil giant BP after the Deepwater Horizon oil spill in 2010.</w:t>
         <w:br/>
-        <w:t>"The bottom line is that rent controls sunsets," he said, referring to the June 15 expiration of the law. "You need to pass a bill to keep it alive. Six do not pass a bill."</w:t>
+        <w:t xml:space="preserve">  Although it was not clear whether any of the wreckage could be restored, Councilman Levon Manzie, who represents the area, said he hoped that the ship, or parts of it, would be prominently displayed in Africatown.</w:t>
         <w:br/>
-        <w:t>Mr. Bruno's problems are compounded because his stance could hurt important Republicans outside the Senate, including Mayor Rudolph W. Giuliani, who is up for re-election this year and who has said he does not see any need for weakening rent protections in New York City now.</w:t>
+        <w:t xml:space="preserve">  ''We are incredibly proud as a people and as a community that this link to our history has finally been discovered, and uncovered, and hopefully will be fully appreciated,'' Mr. Manzie said Wednesday evening. His dream, he said, was ''to restore it to the degree that's possible and to truly tell this unique American story, this unique Mobile story, in a grand fashion.''</w:t>
         <w:br/>
-        <w:t>Many Democrats say the Senate leader's position provides them the opportunity to paint Mr. Giuliani and other Republicans, like Gov. George E. Pataki, who is running for re-election next year, as members of a party bent on stripping away such safeguards for working-class people.</w:t>
+        <w:t xml:space="preserve">  After the Clotilda's arrival in the United States, its captain, William Foster, burned the ship in an effort to conceal evidence of the illegal smuggling trip. The Africans aboard were distributed to slave owners, according to the Alabama Historical Commission.</w:t>
         <w:br/>
-        <w:t>Within the Senate itself, Mr. Bruno is under particular pressure to tread cautiously because the opposition to his proposal is coming from highly influential Republicans who fill the Senate's leadership ranks. The members include Nicholas A. Spano, who is chairman of the politically potent Westchester County Republican Party; Guy J. Velella, a Senator from the Bronx who also is a key fund-raiser for Republicans and leads the local party in that borough, and Dean G. Skelos, a Long Island legislator who, as the Senate's deputy majority leader, is widely regarded as a potential successor to Mr. Bruno.</w:t>
+        <w:t xml:space="preserve">  After the Civil War, some of the ship's survivors gathered in hopes of returning to Africa, but they were unable to do so. Instead, they founded Africatown.</w:t>
         <w:br/>
-        <w:t>"I feel that the current regulations in place affecting Westchester tenants are the appropriate way to go," Mr. Spano said. "I think that it is an appropriate place for Senator Bruno to begin negotiating. But everything is subject to compromise in the state capital. I expect that will happen."</w:t>
+        <w:t xml:space="preserve">  Stories of the ship and its survivors were passed down from generation to generation, although doubts also lingered given the lack of physical proof.</w:t>
         <w:br/>
-        <w:t>Jane Petrik, a spokeswoman for Senator Velella, said he had a similar position on the matter.</w:t>
+        <w:t xml:space="preserve">  That changed -- or so it seemed -- in January 2018, when Ben Raines, a writer and documentarian who was then a reporter for AL.com, published an article in which he said he had found the remains of a ship that appeared to be the Clotilda.</w:t>
         <w:br/>
-        <w:t>"The Senator is firmly in favor of preserving the laws as they now exist." she said. "He is fighting to preserve the laws as they currently exist."</w:t>
+        <w:t xml:space="preserve">  But that March, experts determined that the ship he had found was too big to be the Clotilda. The stories that followed were not so kind. ''I was devastated,'' said Mr. Raines, the son of Howell Raines, a former executive editor of The New York Times. ''I was sort of this journalistic laughingstock.''</w:t>
         <w:br/>
-        <w:t>The issue is so volatile that some Republican Senators have privately acknowledged that they are counting on Assembly Speaker Sheldon Silver, a Democrat from Manhattan, to refuse to act on a variety of issues dear to Mr. Bruno until the Senate leader agrees to restore most of the current rent protections. As one Senator who spoke on condition of anonymity put it: "What we expect Shelly will do is find something that is important to Bruno and hold it up."</w:t>
+        <w:t xml:space="preserve">  The younger Mr. Raines persisted, sure that he was on to something. He said he convinced researchers at the University of Southern Mississippi to bring a crew to the area to survey for more shipwrecks. They found many. One initially seemed like a big log pile.</w:t>
         <w:br/>
-        <w:t>Mr. Bruno's plan calls for suspending rent regulations for most but not all apartments that become vacant after June 15, 1997, permitting landlords to charge whatever the market would allow. He would also expand so-called luxury decrontrol of more higher-priced apartments. Under luxury decontrol, apartments that rent for $2,000 a month or more and have occupants with annual incomes of more than $250,000 for two consecutive years lose their rent protections. Mr. Bruno has not said by how much he would seek to lower those thresholds.</w:t>
+        <w:t xml:space="preserve">  Then Mr. Raines discovered a piece of lumber with square nails in it -- a telltale sign, he said, of 19th-century construction.</w:t>
         <w:br/>
-        <w:t>But even as he has threatened to allow rent regulations to expire in June unless he gets his way, Mr. Bruno has begun to soften his stance, as his fellow party members have privately voiced their opposition. In a speech before landlords last month, for example, he proposed abolishing rent regulation for all tenants but the elderly and the disabled. But then a few weeks later, he said he would support maintaining protections for poor renters as well, though he did not say who would qualify as poor.</w:t>
+        <w:t xml:space="preserve">  ''Guys, we just found a ship from the 1850s,'' he recalled saying at the time.</w:t>
         <w:br/>
-        <w:t>Even so, a number of Republicans senators apparently want him to moderate his position further.</w:t>
+        <w:t xml:space="preserve">  The experts returned, led by James Delgado, an authority in maritime archaeology. A painstaking act of detective work followed, involving hunts for archived documents, more dives, X-ray fluorescence tests and comparisons of building materials, dimensions and stories.</w:t>
         <w:br/>
-        <w:t>Senator Frank Padavan, a Republican from Queens, said he would consider joining Democrats to extend the rent regulations if necessary.</w:t>
+        <w:t xml:space="preserve">  ''There is nothing definitive in terms of a name on a piece of wood or a bell, so what we had to rely on is a series of pieces of evidence that together would lead you to a conclusion,'' Dr. Delgado said Wednesday.</w:t>
         <w:br/>
-        <w:t>"I am opposed to Senator Bruno's proposal," he said. "I will do whatever I can to prevent rent protections from expiring."</w:t>
+        <w:t xml:space="preserve">  The pieces started to fall into place. Insurance records said the ship had white oak framing and planking of northern yellow pine. Those materials were found underwater.</w:t>
         <w:br/>
-        <w:t>Senator Roy M. Goodman, a Manhattan Republican who represents the Upper East Side, said he too would consider joining Democrats. "This is not a party issue," he said. "This transcends party. It goes to the heart of my district."</w:t>
+        <w:t xml:space="preserve">  The ship was listed as 86 feet long by 23 feet wide, with a 6-foot-11-inch depth of hold. Those, too, matched the dimensions of the wreck.</w:t>
         <w:br/>
-        <w:t>Mr. Skelos, the Republican from Long Island who is a close ally of Mr. Bruno, did not return telephone calls requesting an interview on the subject. But Brent Bogardus, his executive assistant, said the Senator's general position is that rent protections should be extended for middle-class people and that he probably would not go as far as Mr. Bruno's proposal.</w:t>
+        <w:t xml:space="preserve">  Among other things, the researchers found ''deformed, carbonized rounded pieces of wood that come from an intense fire,'' Dr. Delgado said. ''We brought in a forensic fire investigator. It was consistent with a fire that had burned for a while.''</w:t>
         <w:br/>
-        <w:t>"I think the Senator is confident that a continuation will be worked out," he said.</w:t>
+        <w:t xml:space="preserve">  Many other leads checked out. And though confirmation with complete certainty is impossible, Dr. Delgado said he believes they have come close. His team wrote a report and sent it to six scientists for a peer review.</w:t>
+        <w:br/>
+        <w:t xml:space="preserve">  ''All of them, to a one,'' he said, ''concluded that this was likely Clotilda.''</w:t>
+        <w:br/>
+        <w:t xml:space="preserve">  Now the focus will turn to protecting the ship, and deciding whether it can somehow be displayed. More archaeological work is also likely, potentially revealing additional elements of the long-submerged story.</w:t>
+        <w:br/>
+        <w:t xml:space="preserve">  For the moment, Mr. Raines said, he is feeling a good dose of vindication, and joy for Africatown.</w:t>
+        <w:br/>
+        <w:t xml:space="preserve">  ''This,'' he said, ''tells America their story.''</w:t>
+        <w:br/>
+        <w:br/>
+        <w:t>https://www.nytimes.com/2019/05/23/us/clotilda-slave-ship-alabama.html</w:t>
+        <w:br/>
+        <w:br/>
+        <w:t>Graphic</w:t>
+        <w:br/>
+        <w:br/>
+        <w:t xml:space="preserve"> </w:t>
+        <w:br/>
+        <w:t>PHOTOS: Kyle Lent, a marine archaeologist, with a plank believed to be from the Clotilda, the last known slave ship, north of Mobile Bay, Ala. (PHOTOGRAPH BY DANIEL FIORE/SEARCH INC., VIA ASSOCIATED PRESS)</w:t>
+        <w:br/>
+        <w:t>Ben Raines, a writer and documentarian who played a leading role in finding the Clotilda.</w:t>
+        <w:br/>
+        <w:t xml:space="preserve"> Many who arrived on the Clotilda are buried at a cemetery in Africatown, near downtown Mobile. (PHOTOGRAPHS BY EMILY KASK FOR THE NEW YORK TIMES)</w:t>
       </w:r>
     </w:p>
     <w:sectPr>
